--- a/report_template/template_main/ptBRCA_CustomEdition_AHSL_v3.2.0.docx
+++ b/report_template/template_main/ptBRCA_CustomEdition_AHSL_v3.2.0.docx
@@ -1584,7 +1584,7 @@
                 <w:sz w:val="24"/>
                 <w:szCs w:val="24"/>
               </w:rPr>
-              <w:t>””</w:t>
+              <w:t>”</w:t>
             </w:r>
             <w:proofErr w:type="gramEnd"/>
             <w:r>
@@ -1593,7 +1593,7 @@
                 <w:sz w:val="24"/>
                 <w:szCs w:val="24"/>
               </w:rPr>
-              <w:t>)|float &gt;= 20%}</w:t>
+              <w:t>”</w:t>
             </w:r>
             <w:r>
               <w:rPr>
@@ -1601,7 +1601,7 @@
                 <w:sz w:val="24"/>
                 <w:szCs w:val="24"/>
               </w:rPr>
-              <w:t>合格</w:t>
+              <w:t>)|float &gt;= 20%}</w:t>
             </w:r>
             <w:r>
               <w:rPr>
@@ -1609,7 +1609,7 @@
                 <w:sz w:val="24"/>
                 <w:szCs w:val="24"/>
               </w:rPr>
-              <w:t>{%else%}</w:t>
+              <w:t>合格</w:t>
             </w:r>
             <w:r>
               <w:rPr>
@@ -1617,7 +1617,7 @@
                 <w:sz w:val="24"/>
                 <w:szCs w:val="24"/>
               </w:rPr>
-              <w:t>风险</w:t>
+              <w:t>{%else%}</w:t>
             </w:r>
             <w:r>
               <w:rPr>
@@ -1625,87 +1625,87 @@
                 <w:sz w:val="24"/>
                 <w:szCs w:val="24"/>
               </w:rPr>
-              <w:t xml:space="preserve">{%endif%}{% else%}{% if </w:t>
-            </w:r>
-            <w:proofErr w:type="spellStart"/>
+              <w:t>风险</w:t>
+            </w:r>
             <w:r>
               <w:rPr>
                 <w:rFonts w:ascii="Times New Roman" w:hAnsi="Times New Roman" w:hint="eastAsia"/>
                 <w:sz w:val="24"/>
                 <w:szCs w:val="24"/>
               </w:rPr>
-              <w:t>lib_quality_control</w:t>
-            </w:r>
-            <w:proofErr w:type="spellEnd"/>
+              <w:t xml:space="preserve">{%endif%}{% else%}{% if </w:t>
+            </w:r>
+            <w:proofErr w:type="spellStart"/>
             <w:r>
               <w:rPr>
                 <w:rFonts w:ascii="Times New Roman" w:hAnsi="Times New Roman" w:hint="eastAsia"/>
                 <w:sz w:val="24"/>
                 <w:szCs w:val="24"/>
               </w:rPr>
-              <w:t xml:space="preserve"> and </w:t>
-            </w:r>
-            <w:proofErr w:type="spellStart"/>
+              <w:t>lib_quality_control</w:t>
+            </w:r>
+            <w:proofErr w:type="spellEnd"/>
             <w:r>
               <w:rPr>
                 <w:rFonts w:ascii="Times New Roman" w:hAnsi="Times New Roman" w:hint="eastAsia"/>
                 <w:sz w:val="24"/>
                 <w:szCs w:val="24"/>
               </w:rPr>
-              <w:t>lib_quality_control.lib_dna_qc</w:t>
-            </w:r>
-            <w:proofErr w:type="spellEnd"/>
+              <w:t xml:space="preserve"> and </w:t>
+            </w:r>
+            <w:proofErr w:type="spellStart"/>
             <w:r>
               <w:rPr>
                 <w:rFonts w:ascii="Times New Roman" w:hAnsi="Times New Roman" w:hint="eastAsia"/>
                 <w:sz w:val="24"/>
                 <w:szCs w:val="24"/>
               </w:rPr>
-              <w:t xml:space="preserve"> and </w:t>
-            </w:r>
-            <w:proofErr w:type="spellStart"/>
+              <w:t>lib_quality_control.lib_dna_qc</w:t>
+            </w:r>
+            <w:proofErr w:type="spellEnd"/>
             <w:r>
               <w:rPr>
                 <w:rFonts w:ascii="Times New Roman" w:hAnsi="Times New Roman" w:hint="eastAsia"/>
                 <w:sz w:val="24"/>
                 <w:szCs w:val="24"/>
               </w:rPr>
-              <w:t>lib_quality_control.lib_dna_qc.tumor_content</w:t>
-            </w:r>
-            <w:proofErr w:type="spellEnd"/>
+              <w:t xml:space="preserve"> and </w:t>
+            </w:r>
+            <w:proofErr w:type="spellStart"/>
             <w:r>
               <w:rPr>
                 <w:rFonts w:ascii="Times New Roman" w:hAnsi="Times New Roman" w:hint="eastAsia"/>
                 <w:sz w:val="24"/>
                 <w:szCs w:val="24"/>
               </w:rPr>
-              <w:t xml:space="preserve">%}{%if </w:t>
-            </w:r>
-            <w:proofErr w:type="spellStart"/>
+              <w:t>lib_quality_control.lib_dna_qc.tumor_content</w:t>
+            </w:r>
+            <w:proofErr w:type="spellEnd"/>
             <w:r>
               <w:rPr>
                 <w:rFonts w:ascii="Times New Roman" w:hAnsi="Times New Roman" w:hint="eastAsia"/>
                 <w:sz w:val="24"/>
                 <w:szCs w:val="24"/>
               </w:rPr>
-              <w:t>lib_quality_control.lib_dna_qc.tumor_content|replace</w:t>
-            </w:r>
-            <w:proofErr w:type="spellEnd"/>
+              <w:t xml:space="preserve">%}{%if </w:t>
+            </w:r>
+            <w:proofErr w:type="spellStart"/>
             <w:r>
               <w:rPr>
                 <w:rFonts w:ascii="Times New Roman" w:hAnsi="Times New Roman" w:hint="eastAsia"/>
                 <w:sz w:val="24"/>
                 <w:szCs w:val="24"/>
               </w:rPr>
-              <w:t>(</w:t>
-            </w:r>
+              <w:t>lib_quality_control.lib_dna_qc.tumor_content|replace</w:t>
+            </w:r>
+            <w:proofErr w:type="spellEnd"/>
             <w:r>
               <w:rPr>
                 <w:rFonts w:ascii="Times New Roman" w:hAnsi="Times New Roman" w:hint="eastAsia"/>
                 <w:sz w:val="24"/>
                 <w:szCs w:val="24"/>
               </w:rPr>
-              <w:t>“</w:t>
+              <w:t>(</w:t>
             </w:r>
             <w:r>
               <w:rPr>
@@ -1713,7 +1713,7 @@
                 <w:sz w:val="24"/>
                 <w:szCs w:val="24"/>
               </w:rPr>
-              <w:t>%</w:t>
+              <w:t>“</w:t>
             </w:r>
             <w:r>
               <w:rPr>
@@ -1721,7 +1721,7 @@
                 <w:sz w:val="24"/>
                 <w:szCs w:val="24"/>
               </w:rPr>
-              <w:t>”</w:t>
+              <w:t>%</w:t>
             </w:r>
             <w:r>
               <w:rPr>
@@ -1729,18 +1729,24 @@
                 <w:sz w:val="24"/>
                 <w:szCs w:val="24"/>
               </w:rPr>
-              <w:t>,</w:t>
-            </w:r>
-            <w:proofErr w:type="gramStart"/>
+              <w:t>”</w:t>
+            </w:r>
             <w:r>
               <w:rPr>
                 <w:rFonts w:ascii="Times New Roman" w:hAnsi="Times New Roman" w:hint="eastAsia"/>
                 <w:sz w:val="24"/>
                 <w:szCs w:val="24"/>
               </w:rPr>
+              <w:t>,</w:t>
+            </w:r>
+            <w:r>
+              <w:rPr>
+                <w:rFonts w:ascii="Times New Roman" w:hAnsi="Times New Roman" w:hint="eastAsia"/>
+                <w:sz w:val="24"/>
+                <w:szCs w:val="24"/>
+              </w:rPr>
               <w:t>””</w:t>
             </w:r>
-            <w:proofErr w:type="gramEnd"/>
             <w:r>
               <w:rPr>
                 <w:rFonts w:ascii="Times New Roman" w:hAnsi="Times New Roman" w:hint="eastAsia"/>
@@ -34758,7 +34764,7 @@
         <w:spacing w:line="300" w:lineRule="auto"/>
         <w:ind w:left="420" w:hangingChars="200" w:hanging="420"/>
         <w:rPr>
-          <w:rFonts w:ascii="Times New Roman" w:hAnsi="Times New Roman" w:hint="eastAsia"/>
+          <w:rFonts w:ascii="Times New Roman" w:hAnsi="Times New Roman"/>
           <w:szCs w:val="21"/>
         </w:rPr>
       </w:pPr>
@@ -35132,7 +35138,7 @@
         <w:spacing w:line="300" w:lineRule="auto"/>
         <w:ind w:left="420" w:hangingChars="200" w:hanging="420"/>
         <w:rPr>
-          <w:rFonts w:ascii="Times New Roman" w:hAnsi="Times New Roman" w:hint="eastAsia"/>
+          <w:rFonts w:ascii="Times New Roman" w:hAnsi="Times New Roman"/>
           <w:szCs w:val="21"/>
         </w:rPr>
       </w:pPr>
@@ -37117,7 +37123,7 @@
                 <w:rFonts w:ascii="Times New Roman" w:hAnsi="Times New Roman" w:hint="eastAsia"/>
                 <w:szCs w:val="21"/>
               </w:rPr>
-              <w:t>””</w:t>
+              <w:t>”</w:t>
             </w:r>
             <w:proofErr w:type="gramEnd"/>
             <w:r>
@@ -37125,6 +37131,13 @@
                 <w:rFonts w:ascii="Times New Roman" w:hAnsi="Times New Roman" w:hint="eastAsia"/>
                 <w:szCs w:val="21"/>
               </w:rPr>
+              <w:t>”</w:t>
+            </w:r>
+            <w:r>
+              <w:rPr>
+                <w:rFonts w:ascii="Times New Roman" w:hAnsi="Times New Roman" w:hint="eastAsia"/>
+                <w:szCs w:val="21"/>
+              </w:rPr>
               <w:t>)|float &gt;= 20%}</w:t>
             </w:r>
             <w:r>
@@ -37331,9 +37344,16 @@
                 <w:rFonts w:ascii="Times New Roman" w:hAnsi="Times New Roman" w:hint="eastAsia"/>
                 <w:szCs w:val="21"/>
               </w:rPr>
-              <w:t>””</w:t>
+              <w:t>”</w:t>
             </w:r>
             <w:proofErr w:type="gramEnd"/>
+            <w:r>
+              <w:rPr>
+                <w:rFonts w:ascii="Times New Roman" w:hAnsi="Times New Roman" w:hint="eastAsia"/>
+                <w:szCs w:val="21"/>
+              </w:rPr>
+              <w:t>”</w:t>
+            </w:r>
             <w:r>
               <w:rPr>
                 <w:rFonts w:ascii="Times New Roman" w:hAnsi="Times New Roman" w:hint="eastAsia"/>
@@ -38238,7 +38258,7 @@
                 <w:rFonts w:ascii="Times New Roman" w:hAnsi="Times New Roman"/>
                 <w:szCs w:val="21"/>
               </w:rPr>
-              <w:t>””</w:t>
+              <w:t>”</w:t>
             </w:r>
             <w:proofErr w:type="gramEnd"/>
             <w:r>
@@ -38246,7 +38266,7 @@
                 <w:rFonts w:ascii="Times New Roman" w:hAnsi="Times New Roman"/>
                 <w:szCs w:val="21"/>
               </w:rPr>
-              <w:t>)}}</w:t>
+              <w:t>”)}}</w:t>
             </w:r>
             <w:r>
               <w:rPr>
@@ -38361,7 +38381,7 @@
                 <w:rFonts w:ascii="Times New Roman" w:hAnsi="Times New Roman"/>
                 <w:szCs w:val="21"/>
               </w:rPr>
-              <w:t>””</w:t>
+              <w:t>”</w:t>
             </w:r>
             <w:proofErr w:type="gramEnd"/>
             <w:r>
@@ -38369,7 +38389,7 @@
                 <w:rFonts w:ascii="Times New Roman" w:hAnsi="Times New Roman"/>
                 <w:szCs w:val="21"/>
               </w:rPr>
-              <w:t>)}}</w:t>
+              <w:t>”)}}</w:t>
             </w:r>
             <w:r>
               <w:rPr>
@@ -38635,7 +38655,7 @@
                 <w:rFonts w:ascii="Times New Roman" w:hAnsi="Times New Roman"/>
                 <w:szCs w:val="21"/>
               </w:rPr>
-              <w:t>””</w:t>
+              <w:t>”</w:t>
             </w:r>
             <w:proofErr w:type="gramEnd"/>
             <w:r>
@@ -38643,7 +38663,7 @@
                 <w:rFonts w:ascii="Times New Roman" w:hAnsi="Times New Roman"/>
                 <w:szCs w:val="21"/>
               </w:rPr>
-              <w:t>)}}</w:t>
+              <w:t>”)}}</w:t>
             </w:r>
             <w:r>
               <w:rPr>
@@ -38772,7 +38792,7 @@
                 <w:rFonts w:ascii="Times New Roman" w:hAnsi="Times New Roman"/>
                 <w:szCs w:val="21"/>
               </w:rPr>
-              <w:t>””</w:t>
+              <w:t>”</w:t>
             </w:r>
             <w:proofErr w:type="gramEnd"/>
             <w:r>
@@ -38780,7 +38800,7 @@
                 <w:rFonts w:ascii="Times New Roman" w:hAnsi="Times New Roman"/>
                 <w:szCs w:val="21"/>
               </w:rPr>
-              <w:t>)}}</w:t>
+              <w:t>”)}}</w:t>
             </w:r>
             <w:r>
               <w:rPr>
@@ -39750,7 +39770,37 @@
           <w:rFonts w:ascii="Times New Roman" w:hAnsi="Times New Roman" w:hint="eastAsia"/>
           <w:szCs w:val="21"/>
         </w:rPr>
-        <w:t>）与中国专家共识《二代测序临床报告解读指引》。根据变异在不同癌种中对应的药物敏感性、诊断及预后证据分为四个等级：</w:t>
+        <w:t>）与中国专家共识</w:t>
+      </w:r>
+      <w:r>
+        <w:rPr>
+          <w:rFonts w:ascii="Times New Roman" w:hAnsi="Times New Roman"/>
+          <w:szCs w:val="21"/>
+        </w:rPr>
+        <w:t>{{</w:t>
+      </w:r>
+      <w:proofErr w:type="spellStart"/>
+      <w:r>
+        <w:rPr>
+          <w:rFonts w:ascii="Times New Roman" w:hAnsi="Times New Roman"/>
+          <w:szCs w:val="21"/>
+        </w:rPr>
+        <w:t>sample.guideline.ngs_clinic_report_inter</w:t>
+      </w:r>
+      <w:proofErr w:type="spellEnd"/>
+      <w:r>
+        <w:rPr>
+          <w:rFonts w:ascii="Times New Roman" w:hAnsi="Times New Roman"/>
+          <w:szCs w:val="21"/>
+        </w:rPr>
+        <w:t>}}</w:t>
+      </w:r>
+      <w:r>
+        <w:rPr>
+          <w:rFonts w:ascii="Times New Roman" w:hAnsi="Times New Roman" w:hint="eastAsia"/>
+          <w:szCs w:val="21"/>
+        </w:rPr>
+        <w:t>。根据变异在不同癌种中对应的药物敏感性、诊断及预后证据分为四个等级：</w:t>
       </w:r>
       <w:r>
         <w:rPr>
@@ -40486,11 +40536,21 @@
       </w:rPr>
       <w:t>共</w:t>
     </w:r>
-    <w:fldSimple w:instr="NUMPAGES  \* Arabic  \* MERGEFORMAT">
-      <w:r>
-        <w:t>13</w:t>
-      </w:r>
-    </w:fldSimple>
+    <w:r>
+      <w:fldChar w:fldCharType="begin"/>
+    </w:r>
+    <w:r>
+      <w:instrText>NUMPAGES  \* Arabic  \* MERGEFORMAT</w:instrText>
+    </w:r>
+    <w:r>
+      <w:fldChar w:fldCharType="separate"/>
+    </w:r>
+    <w:r>
+      <w:t>13</w:t>
+    </w:r>
+    <w:r>
+      <w:fldChar w:fldCharType="end"/>
+    </w:r>
     <w:r>
       <w:rPr>
         <w:rFonts w:hint="eastAsia"/>
@@ -41257,21 +41317,11 @@
       </w:rPr>
       <w:t>共</w:t>
     </w:r>
-    <w:r>
-      <w:fldChar w:fldCharType="begin"/>
-    </w:r>
-    <w:r>
-      <w:instrText>NUMPAGES  \* Arabic  \* MERGEFORMAT</w:instrText>
-    </w:r>
-    <w:r>
-      <w:fldChar w:fldCharType="separate"/>
-    </w:r>
-    <w:r>
-      <w:t>5</w:t>
-    </w:r>
-    <w:r>
-      <w:fldChar w:fldCharType="end"/>
-    </w:r>
+    <w:fldSimple w:instr="NUMPAGES  \* Arabic  \* MERGEFORMAT">
+      <w:r>
+        <w:t>5</w:t>
+      </w:r>
+    </w:fldSimple>
     <w:r>
       <w:rPr>
         <w:rFonts w:hint="eastAsia"/>
@@ -43910,6 +43960,10 @@
 </file>
 
 <file path=customXml/item1.xml><?xml version="1.0" encoding="utf-8"?>
+<b:Sources xmlns:b="http://schemas.openxmlformats.org/officeDocument/2006/bibliography" xmlns="http://schemas.openxmlformats.org/officeDocument/2006/bibliography" SelectedStyle="\APASixthEditionOfficeOnline.xsl" StyleName="APA" Version="6"/>
+</file>
+
+<file path=customXml/item2.xml><?xml version="1.0" encoding="utf-8"?>
 <s:customData xmlns="http://www.wps.cn/officeDocument/2013/wpsCustomData" xmlns:s="http://www.wps.cn/officeDocument/2013/wpsCustomData">
   <customSectProps>
     <customSectPr/>
@@ -43920,22 +43974,18 @@
 </s:customData>
 </file>
 
-<file path=customXml/item2.xml><?xml version="1.0" encoding="utf-8"?>
-<b:Sources xmlns:b="http://schemas.openxmlformats.org/officeDocument/2006/bibliography" xmlns="http://schemas.openxmlformats.org/officeDocument/2006/bibliography" SelectedStyle="\APASixthEditionOfficeOnline.xsl" StyleName="APA" Version="6"/>
+<file path=customXml/itemProps1.xml><?xml version="1.0" encoding="utf-8"?>
+<ds:datastoreItem xmlns:ds="http://schemas.openxmlformats.org/officeDocument/2006/customXml" ds:itemID="{07A17BE6-64AB-4AD0-87E3-67CC6EBE2677}">
+  <ds:schemaRefs>
+    <ds:schemaRef ds:uri="http://schemas.openxmlformats.org/officeDocument/2006/bibliography"/>
+  </ds:schemaRefs>
+</ds:datastoreItem>
 </file>
 
-<file path=customXml/itemProps1.xml><?xml version="1.0" encoding="utf-8"?>
+<file path=customXml/itemProps2.xml><?xml version="1.0" encoding="utf-8"?>
 <ds:datastoreItem xmlns:ds="http://schemas.openxmlformats.org/officeDocument/2006/customXml" ds:itemID="{B1977F7D-205B-4081-913C-38D41E755F92}">
   <ds:schemaRefs>
     <ds:schemaRef ds:uri="http://www.wps.cn/officeDocument/2013/wpsCustomData"/>
   </ds:schemaRefs>
 </ds:datastoreItem>
-</file>
-
-<file path=customXml/itemProps2.xml><?xml version="1.0" encoding="utf-8"?>
-<ds:datastoreItem xmlns:ds="http://schemas.openxmlformats.org/officeDocument/2006/customXml" ds:itemID="{07A17BE6-64AB-4AD0-87E3-67CC6EBE2677}">
-  <ds:schemaRefs>
-    <ds:schemaRef ds:uri="http://schemas.openxmlformats.org/officeDocument/2006/bibliography"/>
-  </ds:schemaRefs>
-</ds:datastoreItem>
 </file>